--- a/materials/grade-03/G03-L08/G03-L08-Fix-the-System.docx
+++ b/materials/grade-03/G03-L08/G03-L08-Fix-the-System.docx
@@ -2,77 +2,514 @@
 <file path=word/document.xml><?xml version="1.0" encoding="utf-8"?>
 <w:document xmlns:wpc="http://schemas.microsoft.com/office/word/2010/wordprocessingCanvas" xmlns:mo="http://schemas.microsoft.com/office/mac/office/2008/main" xmlns:mc="http://schemas.openxmlformats.org/markup-compatibility/2006" xmlns:mv="urn:schemas-microsoft-com:mac:vml" xmlns:o="urn:schemas-microsoft-com:office:office" xmlns:r="http://schemas.openxmlformats.org/officeDocument/2006/relationships" xmlns:m="http://schemas.openxmlformats.org/officeDocument/2006/math" xmlns:v="urn:schemas-microsoft-com:vml" xmlns:wp14="http://schemas.microsoft.com/office/word/2010/wordprocessingDrawing" xmlns:wp="http://schemas.openxmlformats.org/drawingml/2006/wordprocessingDrawing" xmlns:w10="urn:schemas-microsoft-com:office:word" xmlns:w="http://schemas.openxmlformats.org/wordprocessingml/2006/main" xmlns:w14="http://schemas.microsoft.com/office/word/2010/wordml" xmlns:wpg="http://schemas.microsoft.com/office/word/2010/wordprocessingGroup" xmlns:wpi="http://schemas.microsoft.com/office/word/2010/wordprocessingInk" xmlns:wne="http://schemas.microsoft.com/office/word/2006/wordml" xmlns:wps="http://schemas.microsoft.com/office/word/2010/wordprocessingShape" mc:Ignorable="w14 wp14">
   <w:body>
+    <w:tbl>
+      <w:tblPr>
+        <w:tblW w:type="auto" w:w="0"/>
+        <w:tblLook w:firstColumn="1" w:firstRow="1" w:lastColumn="0" w:lastRow="0" w:noHBand="0" w:noVBand="1" w:val="04A0"/>
+        <w:tblBorders>
+          <w:top w:val="none" w:sz="0" w:space="0" w:color="auto"/>
+          <w:left w:val="none" w:sz="0" w:space="0" w:color="auto"/>
+          <w:bottom w:val="none" w:sz="0" w:space="0" w:color="auto"/>
+          <w:right w:val="none" w:sz="0" w:space="0" w:color="auto"/>
+          <w:insideH w:val="none" w:sz="0" w:space="0" w:color="auto"/>
+          <w:insideV w:val="none" w:sz="0" w:space="0" w:color="auto"/>
+        </w:tblBorders>
+      </w:tblPr>
+      <w:tblGrid>
+        <w:gridCol w:w="14688"/>
+      </w:tblGrid>
+      <w:tr>
+        <w:trPr>
+          <w:trHeight w:val="1296" w:hRule="exact"/>
+        </w:trPr>
+        <w:tc>
+          <w:tcPr>
+            <w:tcW w:type="dxa" w:w="14688"/>
+            <w:shd w:fill="FFF3E0"/>
+          </w:tcPr>
+          <w:p/>
+          <w:p>
+            <w:pPr>
+              <w:spacing w:after="40"/>
+              <w:jc w:val="center"/>
+            </w:pPr>
+            <w:r>
+              <w:rPr>
+                <w:rFonts w:ascii="Comic Sans MS" w:hAnsi="Comic Sans MS"/>
+                <w:b/>
+                <w:color w:val="E67E22"/>
+                <w:sz w:val="52"/>
+              </w:rPr>
+              <w:t>Can You Fix It?</w:t>
+            </w:r>
+          </w:p>
+          <w:p>
+            <w:pPr>
+              <w:spacing w:after="40"/>
+              <w:jc w:val="center"/>
+            </w:pPr>
+            <w:r>
+              <w:rPr>
+                <w:rFonts w:ascii="Comic Sans MS" w:hAnsi="Comic Sans MS"/>
+                <w:color w:val="555555"/>
+                <w:sz w:val="28"/>
+              </w:rPr>
+              <w:t>Can Plants Survive Without Bees?  |  3rd Grade</w:t>
+            </w:r>
+          </w:p>
+          <w:p>
+            <w:pPr>
+              <w:spacing w:before="80" w:after="120"/>
+              <w:jc w:val="center"/>
+            </w:pPr>
+            <w:r>
+              <w:rPr>
+                <w:rFonts w:ascii="Comic Sans MS" w:hAnsi="Comic Sans MS"/>
+                <w:sz w:val="22"/>
+              </w:rPr>
+              <w:t>Name: ________________________    Date: ____________</w:t>
+            </w:r>
+          </w:p>
+        </w:tc>
+      </w:tr>
+    </w:tbl>
     <w:p>
       <w:pPr>
+        <w:spacing w:after="80"/>
         <w:jc w:val="center"/>
       </w:pPr>
       <w:r>
-        <w:rPr>
-          <w:b/>
-          <w:color w:val="2E86AB"/>
-          <w:sz w:val="40"/>
-        </w:rPr>
-        <w:t xml:space="preserve">ModelIt! </w:t>
-      </w:r>
-      <w:r>
-        <w:rPr>
-          <w:color w:val="666666"/>
-          <w:sz w:val="24"/>
-        </w:rPr>
-        <w:t xml:space="preserve">  |  3rd Grade</w:t>
+        <w:drawing>
+          <wp:inline xmlns:a="http://schemas.openxmlformats.org/drawingml/2006/main" xmlns:pic="http://schemas.openxmlformats.org/drawingml/2006/picture">
+            <wp:extent cx="4114800" cy="4114800"/>
+            <wp:docPr id="1" name="Picture 1"/>
+            <wp:cNvGraphicFramePr>
+              <a:graphicFrameLocks noChangeAspect="1"/>
+            </wp:cNvGraphicFramePr>
+            <a:graphic>
+              <a:graphicData uri="http://schemas.openxmlformats.org/drawingml/2006/picture">
+                <pic:pic>
+                  <pic:nvPicPr>
+                    <pic:cNvPr id="0" name="G03-L08-fix-diagram.png"/>
+                    <pic:cNvPicPr/>
+                  </pic:nvPicPr>
+                  <pic:blipFill>
+                    <a:blip r:embed="rId9"/>
+                    <a:stretch>
+                      <a:fillRect/>
+                    </a:stretch>
+                  </pic:blipFill>
+                  <pic:spPr>
+                    <a:xfrm>
+                      <a:off x="0" y="0"/>
+                      <a:ext cx="4114800" cy="4114800"/>
+                    </a:xfrm>
+                    <a:prstGeom prst="rect"/>
+                  </pic:spPr>
+                </pic:pic>
+              </a:graphicData>
+            </a:graphic>
+          </wp:inline>
+        </w:drawing>
       </w:r>
     </w:p>
+    <w:tbl>
+      <w:tblPr>
+        <w:tblW w:type="auto" w:w="0"/>
+        <w:jc w:val="center"/>
+        <w:tblLook w:firstColumn="1" w:firstRow="1" w:lastColumn="0" w:lastRow="0" w:noHBand="0" w:noVBand="1" w:val="04A0"/>
+      </w:tblPr>
+      <w:tblGrid>
+        <w:gridCol w:w="4896"/>
+        <w:gridCol w:w="4896"/>
+        <w:gridCol w:w="4896"/>
+      </w:tblGrid>
+      <w:tr>
+        <w:tc>
+          <w:tcPr>
+            <w:tcW w:type="dxa" w:w="4896"/>
+            <w:shd w:fill="FCE4EC"/>
+            <w:tcBorders>
+              <w:top w:sz="12" w:color="E74C3C" w:val="single"/>
+              <w:bottom w:sz="12" w:color="E74C3C" w:val="single"/>
+              <w:left w:sz="12" w:color="E74C3C" w:val="single"/>
+              <w:right w:sz="12" w:color="E74C3C" w:val="single"/>
+            </w:tcBorders>
+          </w:tcPr>
+          <w:p/>
+          <w:p>
+            <w:pPr>
+              <w:jc w:val="center"/>
+            </w:pPr>
+            <w:r>
+              <w:rPr>
+                <w:rFonts w:ascii="Comic Sans MS" w:hAnsi="Comic Sans MS"/>
+                <w:b/>
+                <w:color w:val="E74C3C"/>
+                <w:sz w:val="26"/>
+              </w:rPr>
+              <w:t>1. Wrong Direction!</w:t>
+            </w:r>
+          </w:p>
+          <w:p>
+            <w:pPr>
+              <w:jc w:val="center"/>
+            </w:pPr>
+            <w:r>
+              <w:rPr>
+                <w:rFonts w:ascii="Comic Sans MS" w:hAnsi="Comic Sans MS"/>
+                <w:b/>
+                <w:sz w:val="24"/>
+              </w:rPr>
+              <w:t>Pollinator Visits</w:t>
+            </w:r>
+            <w:r>
+              <w:rPr>
+                <w:b/>
+                <w:color w:val="E74C3C"/>
+                <w:sz w:val="28"/>
+              </w:rPr>
+              <w:t xml:space="preserve">  - --&gt;  </w:t>
+            </w:r>
+            <w:r>
+              <w:rPr>
+                <w:rFonts w:ascii="Comic Sans MS" w:hAnsi="Comic Sans MS"/>
+                <w:b/>
+                <w:sz w:val="24"/>
+              </w:rPr>
+              <w:t>Pollination Success</w:t>
+            </w:r>
+          </w:p>
+          <w:p>
+            <w:pPr>
+              <w:spacing w:before="120"/>
+            </w:pPr>
+            <w:r>
+              <w:rPr>
+                <w:rFonts w:ascii="Comic Sans MS" w:hAnsi="Comic Sans MS"/>
+                <w:sz w:val="20"/>
+              </w:rPr>
+              <w:t>Circle the wrong sign! Write the correct one:</w:t>
+            </w:r>
+          </w:p>
+          <w:p>
+            <w:pPr>
+              <w:spacing w:after="40" w:line="560" w:lineRule="exact"/>
+            </w:pPr>
+            <w:r>
+              <w:rPr>
+                <w:rFonts w:ascii="Comic Sans MS" w:hAnsi="Comic Sans MS"/>
+                <w:color w:val="BBBBBB"/>
+                <w:sz w:val="32"/>
+              </w:rPr>
+              <w:t>_________________________</w:t>
+            </w:r>
+          </w:p>
+          <w:p>
+            <w:pPr>
+              <w:spacing w:after="40" w:line="560" w:lineRule="exact"/>
+            </w:pPr>
+            <w:r>
+              <w:rPr>
+                <w:rFonts w:ascii="Comic Sans MS" w:hAnsi="Comic Sans MS"/>
+                <w:color w:val="BBBBBB"/>
+                <w:sz w:val="32"/>
+              </w:rPr>
+              <w:t>_________________________</w:t>
+            </w:r>
+          </w:p>
+        </w:tc>
+        <w:tc>
+          <w:tcPr>
+            <w:tcW w:type="dxa" w:w="4896"/>
+            <w:shd w:fill="F3E5F5"/>
+            <w:tcBorders>
+              <w:top w:sz="12" w:color="9B59B6" w:val="single"/>
+              <w:bottom w:sz="12" w:color="9B59B6" w:val="single"/>
+              <w:left w:sz="12" w:color="9B59B6" w:val="single"/>
+              <w:right w:sz="12" w:color="9B59B6" w:val="single"/>
+            </w:tcBorders>
+          </w:tcPr>
+          <w:p/>
+          <w:p>
+            <w:pPr>
+              <w:jc w:val="center"/>
+            </w:pPr>
+            <w:r>
+              <w:rPr>
+                <w:rFonts w:ascii="Comic Sans MS" w:hAnsi="Comic Sans MS"/>
+                <w:b/>
+                <w:color w:val="9B59B6"/>
+                <w:sz w:val="26"/>
+              </w:rPr>
+              <w:t>2. Wrong Category!</w:t>
+            </w:r>
+          </w:p>
+          <w:p>
+            <w:pPr>
+              <w:jc w:val="center"/>
+            </w:pPr>
+            <w:r>
+              <w:rPr>
+                <w:rFonts w:ascii="Comic Sans MS" w:hAnsi="Comic Sans MS"/>
+                <w:b/>
+                <w:color w:val="9B59B6"/>
+                <w:sz w:val="22"/>
+              </w:rPr>
+              <w:t>Pollinator Visits = Inside</w:t>
+            </w:r>
+          </w:p>
+          <w:p>
+            <w:pPr>
+              <w:jc w:val="center"/>
+            </w:pPr>
+            <w:r>
+              <w:rPr>
+                <w:rFonts w:ascii="Comic Sans MS" w:hAnsi="Comic Sans MS"/>
+                <w:b w:val="0"/>
+                <w:sz w:val="22"/>
+              </w:rPr>
+              <w:t>Pollination Success = Inside</w:t>
+            </w:r>
+          </w:p>
+          <w:p>
+            <w:pPr>
+              <w:jc w:val="center"/>
+            </w:pPr>
+            <w:r>
+              <w:rPr>
+                <w:rFonts w:ascii="Comic Sans MS" w:hAnsi="Comic Sans MS"/>
+                <w:b w:val="0"/>
+                <w:sz w:val="22"/>
+              </w:rPr>
+              <w:t>Fruit Production = Inside</w:t>
+            </w:r>
+          </w:p>
+          <w:p>
+            <w:pPr>
+              <w:spacing w:before="120"/>
+            </w:pPr>
+            <w:r>
+              <w:rPr>
+                <w:rFonts w:ascii="Comic Sans MS" w:hAnsi="Comic Sans MS"/>
+                <w:sz w:val="20"/>
+              </w:rPr>
+              <w:t>Which part is in the wrong place? Fix it!</w:t>
+            </w:r>
+          </w:p>
+          <w:p>
+            <w:pPr>
+              <w:spacing w:after="40" w:line="560" w:lineRule="exact"/>
+            </w:pPr>
+            <w:r>
+              <w:rPr>
+                <w:rFonts w:ascii="Comic Sans MS" w:hAnsi="Comic Sans MS"/>
+                <w:color w:val="BBBBBB"/>
+                <w:sz w:val="32"/>
+              </w:rPr>
+              <w:t>_________________________</w:t>
+            </w:r>
+          </w:p>
+          <w:p>
+            <w:pPr>
+              <w:spacing w:after="40" w:line="560" w:lineRule="exact"/>
+            </w:pPr>
+            <w:r>
+              <w:rPr>
+                <w:rFonts w:ascii="Comic Sans MS" w:hAnsi="Comic Sans MS"/>
+                <w:color w:val="BBBBBB"/>
+                <w:sz w:val="32"/>
+              </w:rPr>
+              <w:t>_________________________</w:t>
+            </w:r>
+          </w:p>
+        </w:tc>
+        <w:tc>
+          <w:tcPr>
+            <w:tcW w:type="dxa" w:w="4896"/>
+            <w:shd w:fill="E8F5E9"/>
+            <w:tcBorders>
+              <w:top w:sz="12" w:color="27AE60" w:val="single"/>
+              <w:bottom w:sz="12" w:color="27AE60" w:val="single"/>
+              <w:left w:sz="12" w:color="27AE60" w:val="single"/>
+              <w:right w:sz="12" w:color="27AE60" w:val="single"/>
+            </w:tcBorders>
+          </w:tcPr>
+          <w:p/>
+          <w:p>
+            <w:pPr>
+              <w:jc w:val="center"/>
+            </w:pPr>
+            <w:r>
+              <w:rPr>
+                <w:rFonts w:ascii="Comic Sans MS" w:hAnsi="Comic Sans MS"/>
+                <w:b/>
+                <w:color w:val="27AE60"/>
+                <w:sz w:val="26"/>
+              </w:rPr>
+              <w:t>3. Missing Part!</w:t>
+            </w:r>
+          </w:p>
+          <w:p>
+            <w:pPr>
+              <w:jc w:val="center"/>
+            </w:pPr>
+            <w:r>
+              <w:rPr>
+                <w:rFonts w:ascii="Comic Sans MS" w:hAnsi="Comic Sans MS"/>
+                <w:b/>
+                <w:color w:val="0D1B2A"/>
+                <w:sz w:val="24"/>
+              </w:rPr>
+              <w:t>Pollinator Visits</w:t>
+            </w:r>
+          </w:p>
+          <w:p>
+            <w:pPr>
+              <w:jc w:val="center"/>
+            </w:pPr>
+            <w:r>
+              <w:rPr>
+                <w:rFonts w:ascii="Comic Sans MS" w:hAnsi="Comic Sans MS"/>
+                <w:b/>
+                <w:color w:val="0D1B2A"/>
+                <w:sz w:val="24"/>
+              </w:rPr>
+              <w:t>Pollination Success</w:t>
+            </w:r>
+          </w:p>
+          <w:p>
+            <w:pPr>
+              <w:jc w:val="center"/>
+            </w:pPr>
+            <w:r>
+              <w:rPr>
+                <w:rFonts w:ascii="Comic Sans MS" w:hAnsi="Comic Sans MS"/>
+                <w:b/>
+                <w:color w:val="E74C3C"/>
+                <w:sz w:val="24"/>
+              </w:rPr>
+              <w:t>???</w:t>
+            </w:r>
+          </w:p>
+          <w:p>
+            <w:pPr>
+              <w:spacing w:before="80"/>
+            </w:pPr>
+            <w:r>
+              <w:rPr>
+                <w:rFonts w:ascii="Comic Sans MS" w:hAnsi="Comic Sans MS"/>
+                <w:b/>
+                <w:sz w:val="18"/>
+              </w:rPr>
+              <w:t>Word Bank:</w:t>
+            </w:r>
+          </w:p>
+          <w:p>
+            <w:pPr>
+              <w:jc w:val="center"/>
+            </w:pPr>
+            <w:r>
+              <w:rPr>
+                <w:rFonts w:ascii="Comic Sans MS" w:hAnsi="Comic Sans MS"/>
+                <w:b/>
+                <w:sz w:val="18"/>
+              </w:rPr>
+              <w:t>Fruit Production  |  Pollination Success  |  Pollinator Visits  |  Pollination</w:t>
+            </w:r>
+          </w:p>
+          <w:p>
+            <w:pPr>
+              <w:spacing w:after="40" w:line="560" w:lineRule="exact"/>
+            </w:pPr>
+            <w:r>
+              <w:rPr>
+                <w:rFonts w:ascii="Comic Sans MS" w:hAnsi="Comic Sans MS"/>
+                <w:color w:val="BBBBBB"/>
+                <w:sz w:val="32"/>
+              </w:rPr>
+              <w:t>_________________________</w:t>
+            </w:r>
+          </w:p>
+          <w:p>
+            <w:pPr>
+              <w:spacing w:after="40" w:line="560" w:lineRule="exact"/>
+            </w:pPr>
+            <w:r>
+              <w:rPr>
+                <w:rFonts w:ascii="Comic Sans MS" w:hAnsi="Comic Sans MS"/>
+                <w:color w:val="BBBBBB"/>
+                <w:sz w:val="32"/>
+              </w:rPr>
+              <w:t>_________________________</w:t>
+            </w:r>
+          </w:p>
+        </w:tc>
+      </w:tr>
+    </w:tbl>
     <w:p>
-      <w:pPr>
-        <w:jc w:val="center"/>
-      </w:pPr>
       <w:r>
-        <w:rPr>
-          <w:b/>
-          <w:color w:val="1A4780"/>
-          <w:sz w:val="32"/>
-        </w:rPr>
-        <w:t>G03-L08: Can Plants Survive Without Bees?</w:t>
+        <w:br w:type="page"/>
       </w:r>
     </w:p>
-    <w:p/>
-    <w:p>
-      <w:r>
-        <w:rPr>
-          <w:b/>
-          <w:color w:val="0D1B2A"/>
-          <w:sz w:val="48"/>
-        </w:rPr>
-        <w:t>Can You Fix It?</w:t>
-      </w:r>
-    </w:p>
-    <w:p>
-      <w:r>
-        <w:rPr>
-          <w:sz w:val="26"/>
-        </w:rPr>
-        <w:t>Oh no! These system models have mistakes! Look at each model carefully. Find the error, circle it, and write the correct answer.</w:t>
-      </w:r>
-    </w:p>
-    <w:p/>
-    <w:p>
-      <w:r>
-        <w:rPr>
-          <w:b/>
-          <w:color w:val="1A4780"/>
-          <w:sz w:val="36"/>
-        </w:rPr>
-        <w:t>Model 1: Wrong Direction!</w:t>
-      </w:r>
-    </w:p>
-    <w:p>
-      <w:r>
-        <w:rPr>
-          <w:sz w:val="24"/>
-        </w:rPr>
-        <w:t>One arrow has the WRONG sign. Find it and fix it!</w:t>
-      </w:r>
-    </w:p>
+    <w:tbl>
+      <w:tblPr>
+        <w:tblW w:type="auto" w:w="0"/>
+        <w:tblLook w:firstColumn="1" w:firstRow="1" w:lastColumn="0" w:lastRow="0" w:noHBand="0" w:noVBand="1" w:val="04A0"/>
+        <w:tblBorders>
+          <w:top w:val="none" w:sz="0" w:space="0" w:color="auto"/>
+          <w:left w:val="none" w:sz="0" w:space="0" w:color="auto"/>
+          <w:bottom w:val="none" w:sz="0" w:space="0" w:color="auto"/>
+          <w:right w:val="none" w:sz="0" w:space="0" w:color="auto"/>
+          <w:insideH w:val="none" w:sz="0" w:space="0" w:color="auto"/>
+          <w:insideV w:val="none" w:sz="0" w:space="0" w:color="auto"/>
+        </w:tblBorders>
+      </w:tblPr>
+      <w:tblGrid>
+        <w:gridCol w:w="14688"/>
+      </w:tblGrid>
+      <w:tr>
+        <w:trPr>
+          <w:trHeight w:val="1007" w:hRule="exact"/>
+        </w:trPr>
+        <w:tc>
+          <w:tcPr>
+            <w:tcW w:type="dxa" w:w="14688"/>
+            <w:shd w:fill="E3F2FD"/>
+          </w:tcPr>
+          <w:p/>
+          <w:p>
+            <w:pPr>
+              <w:spacing w:after="40"/>
+              <w:jc w:val="center"/>
+            </w:pPr>
+            <w:r>
+              <w:rPr>
+                <w:rFonts w:ascii="Comic Sans MS" w:hAnsi="Comic Sans MS"/>
+                <w:b/>
+                <w:color w:val="2E86AB"/>
+                <w:sz w:val="48"/>
+              </w:rPr>
+              <w:t>Build Your Own Model!</w:t>
+            </w:r>
+          </w:p>
+          <w:p>
+            <w:pPr>
+              <w:spacing w:after="40"/>
+              <w:jc w:val="center"/>
+            </w:pPr>
+            <w:r>
+              <w:rPr>
+                <w:rFonts w:ascii="Comic Sans MS" w:hAnsi="Comic Sans MS"/>
+                <w:color w:val="555555"/>
+                <w:sz w:val="28"/>
+              </w:rPr>
+              <w:t>Can Plants Survive Without Bees?</w:t>
+            </w:r>
+          </w:p>
+        </w:tc>
+      </w:tr>
+    </w:tbl>
     <w:tbl>
       <w:tblPr>
         <w:tblStyle w:val="TableGrid"/>
@@ -81,663 +518,28 @@
         <w:tblLook w:firstColumn="1" w:firstRow="1" w:lastColumn="0" w:lastRow="0" w:noHBand="0" w:noVBand="1" w:val="04A0"/>
       </w:tblPr>
       <w:tblGrid>
-        <w:gridCol w:w="3360"/>
-        <w:gridCol w:w="3360"/>
-        <w:gridCol w:w="3360"/>
+        <w:gridCol w:w="14688"/>
       </w:tblGrid>
       <w:tr>
+        <w:trPr>
+          <w:trHeight w:val="6480" w:hRule="exact"/>
+        </w:trPr>
         <w:tc>
           <w:tcPr>
-            <w:tcW w:type="dxa" w:w="3360"/>
-            <w:shd w:fill="F5F5F5"/>
+            <w:tcW w:type="dxa" w:w="14688"/>
           </w:tcPr>
+          <w:p/>
           <w:p>
             <w:pPr>
               <w:jc w:val="center"/>
             </w:pPr>
             <w:r>
               <w:rPr>
-                <w:b/>
-                <w:sz w:val="28"/>
+                <w:rFonts w:ascii="Comic Sans MS" w:hAnsi="Comic Sans MS"/>
+                <w:color w:val="666666"/>
+                <w:sz w:val="26"/>
               </w:rPr>
-              <w:t>Pollinator Visits</w:t>
-            </w:r>
-          </w:p>
-        </w:tc>
-        <w:tc>
-          <w:tcPr>
-            <w:tcW w:type="dxa" w:w="3360"/>
-            <w:shd w:fill="F5F5F5"/>
-          </w:tcPr>
-          <w:p>
-            <w:pPr>
-              <w:jc w:val="center"/>
-            </w:pPr>
-            <w:r>
-              <w:rPr>
-                <w:b/>
-                <w:sz w:val="28"/>
-              </w:rPr>
-              <w:t xml:space="preserve">  - (opposite) →  </w:t>
-            </w:r>
-          </w:p>
-        </w:tc>
-        <w:tc>
-          <w:tcPr>
-            <w:tcW w:type="dxa" w:w="3360"/>
-            <w:shd w:fill="F5F5F5"/>
-          </w:tcPr>
-          <w:p>
-            <w:pPr>
-              <w:jc w:val="center"/>
-            </w:pPr>
-            <w:r>
-              <w:rPr>
-                <w:b/>
-                <w:sz w:val="28"/>
-              </w:rPr>
-              <w:t>Pollination Success</w:t>
-            </w:r>
-          </w:p>
-        </w:tc>
-      </w:tr>
-    </w:tbl>
-    <w:p/>
-    <w:p>
-      <w:r>
-        <w:rPr>
-          <w:b/>
-          <w:sz w:val="28"/>
-        </w:rPr>
-        <w:t>Circle the error and write the correct sign:</w:t>
-      </w:r>
-    </w:p>
-    <w:tbl>
-      <w:tblPr>
-        <w:tblStyle w:val="TableGrid"/>
-        <w:tblW w:type="auto" w:w="0"/>
-        <w:tblLook w:firstColumn="1" w:firstRow="1" w:lastColumn="0" w:lastRow="0" w:noHBand="0" w:noVBand="1" w:val="04A0"/>
-      </w:tblPr>
-      <w:tblGrid>
-        <w:gridCol w:w="10080"/>
-      </w:tblGrid>
-      <w:tr>
-        <w:tc>
-          <w:tcPr>
-            <w:tcW w:type="dxa" w:w="10080"/>
-          </w:tcPr>
-          <w:p/>
-          <w:p>
-            <w:pPr>
-              <w:spacing w:after="120" w:line="560" w:lineRule="exact"/>
-            </w:pPr>
-            <w:r>
-              <w:rPr>
-                <w:color w:val="CCCCCC"/>
-                <w:sz w:val="28"/>
-              </w:rPr>
-              <w:t>_________________________________________________________________</w:t>
-            </w:r>
-          </w:p>
-          <w:p>
-            <w:pPr>
-              <w:spacing w:after="120" w:line="560" w:lineRule="exact"/>
-            </w:pPr>
-            <w:r>
-              <w:rPr>
-                <w:color w:val="CCCCCC"/>
-                <w:sz w:val="28"/>
-              </w:rPr>
-              <w:t>_________________________________________________________________</w:t>
-            </w:r>
-          </w:p>
-        </w:tc>
-      </w:tr>
-    </w:tbl>
-    <w:p/>
-    <w:p/>
-    <w:p>
-      <w:r>
-        <w:rPr>
-          <w:b/>
-          <w:color w:val="1A4780"/>
-          <w:sz w:val="36"/>
-        </w:rPr>
-        <w:t>Model 2: Wrong Category!</w:t>
-      </w:r>
-    </w:p>
-    <w:p>
-      <w:r>
-        <w:rPr>
-          <w:sz w:val="24"/>
-        </w:rPr>
-        <w:t>One part is in the WRONG category. Find it and move it!</w:t>
-      </w:r>
-    </w:p>
-    <w:tbl>
-      <w:tblPr>
-        <w:tblStyle w:val="TableGrid"/>
-        <w:tblW w:type="auto" w:w="0"/>
-        <w:jc w:val="center"/>
-        <w:tblLook w:firstColumn="1" w:firstRow="1" w:lastColumn="0" w:lastRow="0" w:noHBand="0" w:noVBand="1" w:val="04A0"/>
-      </w:tblPr>
-      <w:tblGrid>
-        <w:gridCol w:w="5040"/>
-        <w:gridCol w:w="5040"/>
-      </w:tblGrid>
-      <w:tr>
-        <w:tc>
-          <w:tcPr>
-            <w:tcW w:type="dxa" w:w="5040"/>
-            <w:shd w:fill="2E86AB"/>
-          </w:tcPr>
-          <w:p>
-            <w:r>
-              <w:rPr>
-                <w:b/>
-                <w:color w:val="FFFFFF"/>
-              </w:rPr>
-              <w:t>Part Name</w:t>
-            </w:r>
-          </w:p>
-        </w:tc>
-        <w:tc>
-          <w:tcPr>
-            <w:tcW w:type="dxa" w:w="5040"/>
-            <w:shd w:fill="2E86AB"/>
-          </w:tcPr>
-          <w:p>
-            <w:r>
-              <w:rPr>
-                <w:b/>
-                <w:color w:val="FFFFFF"/>
-              </w:rPr>
-              <w:t>Category</w:t>
-            </w:r>
-          </w:p>
-        </w:tc>
-      </w:tr>
-      <w:tr>
-        <w:tc>
-          <w:tcPr>
-            <w:tcW w:type="dxa" w:w="5040"/>
-          </w:tcPr>
-          <w:p>
-            <w:r>
-              <w:rPr>
-                <w:b/>
-                <w:sz w:val="24"/>
-              </w:rPr>
-              <w:t>Pollinator Visits</w:t>
-            </w:r>
-          </w:p>
-        </w:tc>
-        <w:tc>
-          <w:tcPr>
-            <w:tcW w:type="dxa" w:w="5040"/>
-          </w:tcPr>
-          <w:p>
-            <w:r>
-              <w:rPr>
-                <w:sz w:val="24"/>
-              </w:rPr>
-              <w:t>Changes by Itself (Inside)</w:t>
-            </w:r>
-          </w:p>
-        </w:tc>
-      </w:tr>
-      <w:tr>
-        <w:tc>
-          <w:tcPr>
-            <w:tcW w:type="dxa" w:w="5040"/>
-          </w:tcPr>
-          <w:p>
-            <w:r>
-              <w:rPr>
-                <w:b/>
-                <w:sz w:val="24"/>
-              </w:rPr>
-              <w:t>Pollination Success</w:t>
-            </w:r>
-          </w:p>
-        </w:tc>
-        <w:tc>
-          <w:tcPr>
-            <w:tcW w:type="dxa" w:w="5040"/>
-          </w:tcPr>
-          <w:p>
-            <w:r>
-              <w:rPr>
-                <w:sz w:val="24"/>
-              </w:rPr>
-              <w:t>Changes by Itself (Inside)</w:t>
-            </w:r>
-          </w:p>
-        </w:tc>
-      </w:tr>
-      <w:tr>
-        <w:tc>
-          <w:tcPr>
-            <w:tcW w:type="dxa" w:w="5040"/>
-          </w:tcPr>
-          <w:p>
-            <w:r>
-              <w:rPr>
-                <w:b/>
-                <w:sz w:val="24"/>
-              </w:rPr>
-              <w:t>Fruit Production</w:t>
-            </w:r>
-          </w:p>
-        </w:tc>
-        <w:tc>
-          <w:tcPr>
-            <w:tcW w:type="dxa" w:w="5040"/>
-          </w:tcPr>
-          <w:p>
-            <w:r>
-              <w:rPr>
-                <w:sz w:val="24"/>
-              </w:rPr>
-              <w:t>Changes by Itself (Inside)</w:t>
-            </w:r>
-          </w:p>
-        </w:tc>
-      </w:tr>
-    </w:tbl>
-    <w:p/>
-    <w:p>
-      <w:r>
-        <w:rPr>
-          <w:b/>
-          <w:sz w:val="28"/>
-        </w:rPr>
-        <w:t>Which part is in the wrong category? Write where it should go:</w:t>
-      </w:r>
-    </w:p>
-    <w:tbl>
-      <w:tblPr>
-        <w:tblStyle w:val="TableGrid"/>
-        <w:tblW w:type="auto" w:w="0"/>
-        <w:tblLook w:firstColumn="1" w:firstRow="1" w:lastColumn="0" w:lastRow="0" w:noHBand="0" w:noVBand="1" w:val="04A0"/>
-      </w:tblPr>
-      <w:tblGrid>
-        <w:gridCol w:w="10080"/>
-      </w:tblGrid>
-      <w:tr>
-        <w:tc>
-          <w:tcPr>
-            <w:tcW w:type="dxa" w:w="10080"/>
-          </w:tcPr>
-          <w:p/>
-          <w:p>
-            <w:pPr>
-              <w:spacing w:after="120" w:line="560" w:lineRule="exact"/>
-            </w:pPr>
-            <w:r>
-              <w:rPr>
-                <w:color w:val="CCCCCC"/>
-                <w:sz w:val="28"/>
-              </w:rPr>
-              <w:t>_________________________________________________________________</w:t>
-            </w:r>
-          </w:p>
-          <w:p>
-            <w:pPr>
-              <w:spacing w:after="120" w:line="560" w:lineRule="exact"/>
-            </w:pPr>
-            <w:r>
-              <w:rPr>
-                <w:color w:val="CCCCCC"/>
-                <w:sz w:val="28"/>
-              </w:rPr>
-              <w:t>_________________________________________________________________</w:t>
-            </w:r>
-          </w:p>
-        </w:tc>
-      </w:tr>
-    </w:tbl>
-    <w:p/>
-    <w:p/>
-    <w:p>
-      <w:r>
-        <w:rPr>
-          <w:b/>
-          <w:color w:val="1A4780"/>
-          <w:sz w:val="36"/>
-        </w:rPr>
-        <w:t>Model 3: Missing Part!</w:t>
-      </w:r>
-    </w:p>
-    <w:p>
-      <w:r>
-        <w:rPr>
-          <w:sz w:val="24"/>
-        </w:rPr>
-        <w:t>One part of the model is missing! Use the Word Bank to fill it in.</w:t>
-      </w:r>
-    </w:p>
-    <w:tbl>
-      <w:tblPr>
-        <w:tblStyle w:val="TableGrid"/>
-        <w:tblW w:type="auto" w:w="0"/>
-        <w:jc w:val="center"/>
-        <w:tblLook w:firstColumn="1" w:firstRow="1" w:lastColumn="0" w:lastRow="0" w:noHBand="0" w:noVBand="1" w:val="04A0"/>
-      </w:tblPr>
-      <w:tblGrid>
-        <w:gridCol w:w="3360"/>
-        <w:gridCol w:w="3360"/>
-        <w:gridCol w:w="3360"/>
-      </w:tblGrid>
-      <w:tr>
-        <w:tc>
-          <w:tcPr>
-            <w:tcW w:type="dxa" w:w="3360"/>
-            <w:shd w:fill="F5F5F5"/>
-          </w:tcPr>
-          <w:p>
-            <w:pPr>
-              <w:jc w:val="center"/>
-            </w:pPr>
-            <w:r>
-              <w:rPr>
-                <w:b/>
-                <w:sz w:val="28"/>
-              </w:rPr>
-              <w:t>Pollinator Visits</w:t>
-            </w:r>
-          </w:p>
-        </w:tc>
-        <w:tc>
-          <w:tcPr>
-            <w:tcW w:type="dxa" w:w="3360"/>
-            <w:shd w:fill="F5F5F5"/>
-          </w:tcPr>
-          <w:p>
-            <w:pPr>
-              <w:jc w:val="center"/>
-            </w:pPr>
-            <w:r>
-              <w:rPr>
-                <w:b/>
-                <w:sz w:val="28"/>
-              </w:rPr>
-              <w:t>Pollination Success</w:t>
-            </w:r>
-          </w:p>
-        </w:tc>
-        <w:tc>
-          <w:tcPr>
-            <w:tcW w:type="dxa" w:w="3360"/>
-            <w:shd w:fill="F5F5F5"/>
-          </w:tcPr>
-          <w:p>
-            <w:pPr>
-              <w:jc w:val="center"/>
-            </w:pPr>
-            <w:r>
-              <w:rPr>
-                <w:b/>
-                <w:color w:val="E74C3C"/>
-                <w:sz w:val="36"/>
-              </w:rPr>
-              <w:t>???</w:t>
-            </w:r>
-          </w:p>
-        </w:tc>
-      </w:tr>
-    </w:tbl>
-    <w:p/>
-    <w:p>
-      <w:r>
-        <w:rPr>
-          <w:b/>
-          <w:color w:val="2E86AB"/>
-          <w:sz w:val="28"/>
-        </w:rPr>
-        <w:t>Word Bank:</w:t>
-      </w:r>
-    </w:p>
-    <w:p>
-      <w:pPr>
-        <w:jc w:val="center"/>
-      </w:pPr>
-      <w:r>
-        <w:rPr>
-          <w:b/>
-          <w:sz w:val="28"/>
-        </w:rPr>
-        <w:t xml:space="preserve">  Pollinator  </w:t>
-      </w:r>
-      <w:r>
-        <w:rPr>
-          <w:color w:val="CCCCCC"/>
-          <w:sz w:val="28"/>
-        </w:rPr>
-        <w:t xml:space="preserve">  |  </w:t>
-      </w:r>
-      <w:r>
-        <w:rPr>
-          <w:b/>
-          <w:sz w:val="28"/>
-        </w:rPr>
-        <w:t xml:space="preserve">  Pollinator Visits  </w:t>
-      </w:r>
-      <w:r>
-        <w:rPr>
-          <w:color w:val="CCCCCC"/>
-          <w:sz w:val="28"/>
-        </w:rPr>
-        <w:t xml:space="preserve">  |  </w:t>
-      </w:r>
-      <w:r>
-        <w:rPr>
-          <w:b/>
-          <w:sz w:val="28"/>
-        </w:rPr>
-        <w:t xml:space="preserve">  Fruit Production  </w:t>
-      </w:r>
-      <w:r>
-        <w:rPr>
-          <w:color w:val="CCCCCC"/>
-          <w:sz w:val="28"/>
-        </w:rPr>
-        <w:t xml:space="preserve">  |  </w:t>
-      </w:r>
-      <w:r>
-        <w:rPr>
-          <w:b/>
-          <w:sz w:val="28"/>
-        </w:rPr>
-        <w:t xml:space="preserve">  Pollination Success  </w:t>
-      </w:r>
-      <w:r>
-        <w:rPr>
-          <w:color w:val="CCCCCC"/>
-          <w:sz w:val="28"/>
-        </w:rPr>
-        <w:t xml:space="preserve">  |  </w:t>
-      </w:r>
-      <w:r>
-        <w:rPr>
-          <w:b/>
-          <w:sz w:val="28"/>
-        </w:rPr>
-        <w:t xml:space="preserve">  Pollination  </w:t>
-      </w:r>
-    </w:p>
-    <w:p/>
-    <w:p>
-      <w:r>
-        <w:rPr>
-          <w:b/>
-          <w:sz w:val="28"/>
-        </w:rPr>
-        <w:t>Write the missing part name and explain what it does:</w:t>
-      </w:r>
-    </w:p>
-    <w:tbl>
-      <w:tblPr>
-        <w:tblStyle w:val="TableGrid"/>
-        <w:tblW w:type="auto" w:w="0"/>
-        <w:tblLook w:firstColumn="1" w:firstRow="1" w:lastColumn="0" w:lastRow="0" w:noHBand="0" w:noVBand="1" w:val="04A0"/>
-      </w:tblPr>
-      <w:tblGrid>
-        <w:gridCol w:w="10080"/>
-      </w:tblGrid>
-      <w:tr>
-        <w:tc>
-          <w:tcPr>
-            <w:tcW w:type="dxa" w:w="10080"/>
-          </w:tcPr>
-          <w:p/>
-          <w:p>
-            <w:pPr>
-              <w:spacing w:after="120" w:line="560" w:lineRule="exact"/>
-            </w:pPr>
-            <w:r>
-              <w:rPr>
-                <w:color w:val="CCCCCC"/>
-                <w:sz w:val="28"/>
-              </w:rPr>
-              <w:t>_________________________________________________________________</w:t>
-            </w:r>
-          </w:p>
-          <w:p>
-            <w:pPr>
-              <w:spacing w:after="120" w:line="560" w:lineRule="exact"/>
-            </w:pPr>
-            <w:r>
-              <w:rPr>
-                <w:color w:val="CCCCCC"/>
-                <w:sz w:val="28"/>
-              </w:rPr>
-              <w:t>_________________________________________________________________</w:t>
-            </w:r>
-          </w:p>
-        </w:tc>
-      </w:tr>
-    </w:tbl>
-    <w:p/>
-    <w:p>
-      <w:r>
-        <w:br w:type="page"/>
-      </w:r>
-    </w:p>
-    <w:p>
-      <w:pPr>
-        <w:jc w:val="center"/>
-      </w:pPr>
-      <w:r>
-        <w:rPr>
-          <w:b/>
-          <w:color w:val="2E86AB"/>
-          <w:sz w:val="40"/>
-        </w:rPr>
-        <w:t xml:space="preserve">ModelIt! </w:t>
-      </w:r>
-      <w:r>
-        <w:rPr>
-          <w:color w:val="666666"/>
-          <w:sz w:val="24"/>
-        </w:rPr>
-        <w:t xml:space="preserve">  |  3rd Grade</w:t>
-      </w:r>
-    </w:p>
-    <w:p>
-      <w:pPr>
-        <w:jc w:val="center"/>
-      </w:pPr>
-      <w:r>
-        <w:rPr>
-          <w:b/>
-          <w:color w:val="1A4780"/>
-          <w:sz w:val="32"/>
-        </w:rPr>
-        <w:t>G03-L08: Can Plants Survive Without Bees?</w:t>
-      </w:r>
-    </w:p>
-    <w:p/>
-    <w:p>
-      <w:r>
-        <w:rPr>
-          <w:b/>
-          <w:color w:val="0D1B2A"/>
-          <w:sz w:val="48"/>
-        </w:rPr>
-        <w:t>Build Your Own Model!</w:t>
-      </w:r>
-    </w:p>
-    <w:p>
-      <w:r>
-        <w:rPr>
-          <w:sz w:val="26"/>
-        </w:rPr>
-        <w:t>Now build the correct model from memory! Draw the parts in the boxes and draw arrows to show how they connect. Write + or - on each arrow.</w:t>
-      </w:r>
-    </w:p>
-    <w:p/>
-    <w:tbl>
-      <w:tblPr>
-        <w:tblStyle w:val="TableGrid"/>
-        <w:tblW w:type="auto" w:w="0"/>
-        <w:jc w:val="center"/>
-        <w:tblLook w:firstColumn="1" w:firstRow="1" w:lastColumn="0" w:lastRow="0" w:noHBand="0" w:noVBand="1" w:val="04A0"/>
-      </w:tblPr>
-      <w:tblGrid>
-        <w:gridCol w:w="3360"/>
-        <w:gridCol w:w="3360"/>
-        <w:gridCol w:w="3360"/>
-      </w:tblGrid>
-      <w:tr>
-        <w:tc>
-          <w:tcPr>
-            <w:tcW w:type="dxa" w:w="3360"/>
-            <w:shd w:fill="F5F5F5"/>
-          </w:tcPr>
-          <w:p>
-            <w:pPr>
-              <w:jc w:val="center"/>
-            </w:pPr>
-            <w:r>
-              <w:br/>
-              <w:br/>
-              <w:br/>
-              <w:br/>
-            </w:r>
-          </w:p>
-        </w:tc>
-        <w:tc>
-          <w:tcPr>
-            <w:tcW w:type="dxa" w:w="3360"/>
-            <w:shd w:fill="F5F5F5"/>
-          </w:tcPr>
-          <w:p>
-            <w:pPr>
-              <w:jc w:val="center"/>
-            </w:pPr>
-            <w:r>
-              <w:br/>
-              <w:br/>
-              <w:br/>
-              <w:br/>
-            </w:r>
-          </w:p>
-        </w:tc>
-        <w:tc>
-          <w:tcPr>
-            <w:tcW w:type="dxa" w:w="3360"/>
-            <w:shd w:fill="F5F5F5"/>
-          </w:tcPr>
-          <w:p>
-            <w:pPr>
-              <w:jc w:val="center"/>
-            </w:pPr>
-            <w:r>
-              <w:br/>
-              <w:br/>
-              <w:br/>
-              <w:br/>
+              <w:t>Draw the parts in boxes. Draw arrows to connect them. Write + or - on each arrow!</w:t>
             </w:r>
           </w:p>
         </w:tc>
@@ -750,76 +552,40 @@
       </w:pPr>
       <w:r>
         <w:rPr>
-          <w:sz w:val="24"/>
-        </w:rPr>
-        <w:t>Draw arrows between the boxes above. Write + or - on each arrow.</w:t>
-      </w:r>
-    </w:p>
-    <w:p/>
-    <w:p>
-      <w:r>
-        <w:rPr>
-          <w:b/>
-          <w:color w:val="1A4780"/>
-          <w:sz w:val="36"/>
-        </w:rPr>
-        <w:t>Complete the Sentence:</w:t>
-      </w:r>
-    </w:p>
-    <w:p>
-      <w:r>
-        <w:rPr>
+          <w:rFonts w:ascii="Comic Sans MS" w:hAnsi="Comic Sans MS"/>
           <w:b/>
           <w:color w:val="1A4780"/>
           <w:sz w:val="32"/>
         </w:rPr>
-        <w:t>When Pollinator Visits goes up, Pollination Success goes _______.</w:t>
+        <w:t>Complete: When Pollinator Visits goes up, Pollination Success goes _______.</w:t>
       </w:r>
     </w:p>
-    <w:tbl>
-      <w:tblPr>
-        <w:tblStyle w:val="TableGrid"/>
-        <w:tblW w:type="auto" w:w="0"/>
-        <w:tblLook w:firstColumn="1" w:firstRow="1" w:lastColumn="0" w:lastRow="0" w:noHBand="0" w:noVBand="1" w:val="04A0"/>
-      </w:tblPr>
-      <w:tblGrid>
-        <w:gridCol w:w="10080"/>
-      </w:tblGrid>
-      <w:tr>
-        <w:tc>
-          <w:tcPr>
-            <w:tcW w:type="dxa" w:w="10080"/>
-          </w:tcPr>
-          <w:p/>
-          <w:p>
-            <w:pPr>
-              <w:spacing w:after="120" w:line="560" w:lineRule="exact"/>
-            </w:pPr>
-            <w:r>
-              <w:rPr>
-                <w:color w:val="CCCCCC"/>
-                <w:sz w:val="28"/>
-              </w:rPr>
-              <w:t>_________________________________________________________________</w:t>
-            </w:r>
-          </w:p>
-          <w:p>
-            <w:pPr>
-              <w:spacing w:after="120" w:line="560" w:lineRule="exact"/>
-            </w:pPr>
-            <w:r>
-              <w:rPr>
-                <w:color w:val="CCCCCC"/>
-                <w:sz w:val="28"/>
-              </w:rPr>
-              <w:t>_________________________________________________________________</w:t>
-            </w:r>
-          </w:p>
-        </w:tc>
-      </w:tr>
-    </w:tbl>
-    <w:p/>
-    <w:p/>
+    <w:p>
+      <w:pPr>
+        <w:spacing w:after="40" w:line="560" w:lineRule="exact"/>
+      </w:pPr>
+      <w:r>
+        <w:rPr>
+          <w:rFonts w:ascii="Comic Sans MS" w:hAnsi="Comic Sans MS"/>
+          <w:color w:val="BBBBBB"/>
+          <w:sz w:val="32"/>
+        </w:rPr>
+        <w:t>_______________________________________________________</w:t>
+      </w:r>
+    </w:p>
+    <w:p>
+      <w:pPr>
+        <w:spacing w:after="40" w:line="560" w:lineRule="exact"/>
+      </w:pPr>
+      <w:r>
+        <w:rPr>
+          <w:rFonts w:ascii="Comic Sans MS" w:hAnsi="Comic Sans MS"/>
+          <w:color w:val="BBBBBB"/>
+          <w:sz w:val="32"/>
+        </w:rPr>
+        <w:t>_______________________________________________________</w:t>
+      </w:r>
+    </w:p>
     <w:p>
       <w:pPr>
         <w:jc w:val="center"/>
@@ -833,8 +599,8 @@
       </w:r>
     </w:p>
     <w:sectPr>
-      <w:pgSz w:w="12240" w:h="15840"/>
-      <w:pgMar w:top="864" w:right="1080" w:bottom="720" w:left="1080" w:header="720" w:footer="720" w:gutter="0"/>
+      <w:pgSz w:w="15840" w:h="12240" w:orient="landscape"/>
+      <w:pgMar w:top="432" w:right="576" w:bottom="432" w:left="576" w:header="720" w:footer="720" w:gutter="0"/>
       <w:cols w:space="720"/>
       <w:docGrid w:linePitch="360"/>
     </w:sectPr>
